--- a/app/nukrazbor/docs/Pllato_KP_NUK_Auto.docx
+++ b/app/nukrazbor/docs/Pllato_KP_NUK_Auto.docx
@@ -98,7 +98,7 @@
                 <w:color w:val="FFFFFF"/>
                 <w:sz w:val="32"/>
               </w:rPr>
-              <w:t>3 000 000 ₸</w:t>
+              <w:t>4 000 USD</w:t>
             </w:r>
           </w:p>
           <w:p>
@@ -182,7 +182,7 @@
                 <w:color w:val="2A6FF0"/>
                 <w:sz w:val="32"/>
               </w:rPr>
-              <w:t>300 000 ₸</w:t>
+              <w:t>400 USD</w:t>
             </w:r>
           </w:p>
           <w:p>
@@ -5539,7 +5539,7 @@
           <w:color w:val="667085"/>
           <w:sz w:val="18"/>
         </w:rPr>
-        <w:t>Фиксированная стоимость охватывает разработку платформы, клиентского каталога и согласованный объём интеграций.</w:t>
+        <w:t>Фиксированная стоимость охватывает разработку платформы, клиентского каталога и согласованный объём интеграций. Оплата производится в тенге по официальному курсу Национального Банка РК на дату платежа.</w:t>
       </w:r>
     </w:p>
     <w:tbl>
@@ -5678,7 +5678,7 @@
                 <w:color w:val="172033"/>
                 <w:sz w:val="17"/>
               </w:rPr>
-              <w:t>2 500 000 ₸</w:t>
+              <w:t>3 200 USD</w:t>
             </w:r>
           </w:p>
         </w:tc>
@@ -5749,7 +5749,7 @@
                 <w:color w:val="172033"/>
                 <w:sz w:val="17"/>
               </w:rPr>
-              <w:t>500 000 ₸</w:t>
+              <w:t>800 USD</w:t>
             </w:r>
           </w:p>
         </w:tc>
@@ -5820,7 +5820,7 @@
                 <w:color w:val="172033"/>
                 <w:sz w:val="17"/>
               </w:rPr>
-              <w:t>3 000 000 ₸</w:t>
+              <w:t>4 000 USD</w:t>
             </w:r>
           </w:p>
         </w:tc>
@@ -5913,7 +5913,7 @@
                 <w:color w:val="0B1930"/>
                 <w:sz w:val="16"/>
               </w:rPr>
-              <w:t>300 000 ₸</w:t>
+              <w:t>400 USD</w:t>
             </w:r>
           </w:p>
           <w:p>
@@ -5976,7 +5976,7 @@
                 <w:color w:val="0B1930"/>
                 <w:sz w:val="16"/>
               </w:rPr>
-              <w:t>1 350 000 ₸</w:t>
+              <w:t>1 800 USD</w:t>
             </w:r>
           </w:p>
           <w:p>
@@ -6039,7 +6039,7 @@
                 <w:color w:val="0B1930"/>
                 <w:sz w:val="16"/>
               </w:rPr>
-              <w:t>1 350 000 ₸</w:t>
+              <w:t>1 800 USD</w:t>
             </w:r>
           </w:p>
           <w:p>
@@ -6384,7 +6384,7 @@
           <w:color w:val="172033"/>
           <w:sz w:val="18"/>
         </w:rPr>
-        <w:t>Подписать договор и внести предоплату 300 000 ₸.</w:t>
+        <w:t>Подписать договор и внести предоплату 400 USD.</w:t>
       </w:r>
     </w:p>
     <w:p>

--- a/app/nukrazbor/docs/Pllato_KP_NUK_Auto.docx
+++ b/app/nukrazbor/docs/Pllato_KP_NUK_Auto.docx
@@ -1745,7 +1745,7 @@
                 <w:color w:val="0B1930"/>
                 <w:sz w:val="18"/>
               </w:rPr>
-              <w:t>Единый идентификатор</w:t>
+              <w:t>Штрихкод каждой детали</w:t>
             </w:r>
           </w:p>
           <w:p>
@@ -1760,7 +1760,7 @@
                 <w:color w:val="172033"/>
                 <w:sz w:val="16"/>
               </w:rPr>
-              <w:t>Каждая запчасть получает уникальный код и историю от донора до продажи.</w:t>
+              <w:t>Каждая деталь получает штрихкод NUK; все существующие штрихкоды переносятся и остаются связаны с карточкой.</w:t>
             </w:r>
           </w:p>
         </w:tc>
@@ -1793,7 +1793,7 @@
                 <w:color w:val="0B1930"/>
                 <w:sz w:val="18"/>
               </w:rPr>
-              <w:t>Адресное хранение</w:t>
+              <w:t>Штрихкод каждой полки</w:t>
             </w:r>
           </w:p>
           <w:p>
@@ -1808,7 +1808,7 @@
                 <w:color w:val="172033"/>
                 <w:sz w:val="16"/>
               </w:rPr>
-              <w:t>Система показывает точное место: площадка, зона, стеллаж и полка.</w:t>
+              <w:t>Каждая зона, стеллаж и полка получают код; сканирование показывает адрес, содержимое и историю движений.</w:t>
             </w:r>
           </w:p>
         </w:tc>
@@ -2229,7 +2229,7 @@
                 <w:color w:val="172033"/>
                 <w:sz w:val="16"/>
               </w:rPr>
-              <w:t>Бесагаш / Суюнбая, зоны, стеллажи и полки; приход, расход, перемещение, резерв, списание и инвентаризация.</w:t>
+              <w:t>Бесагаш / Суюнбая, зоны, стеллажи и полки; штрихкод каждой полки и детали, сканирование, приход, перемещение, резерв, списание и инвентаризация.</w:t>
             </w:r>
           </w:p>
         </w:tc>
@@ -2613,7 +2613,7 @@
           <w:color w:val="667085"/>
           <w:sz w:val="18"/>
         </w:rPr>
-        <w:t>Отдельная витрина синхронизируется с NUK Control и показывает клиенту только реально доступные позиции.</w:t>
+        <w:t>Отдельная витрина синхронизируется с NUK Control и показывает только реально доступные позиции. В состав сайта входит универсальная посадочная страница для рекламы в социальных сетях.</w:t>
       </w:r>
     </w:p>
     <w:tbl>
@@ -2901,7 +2901,7 @@
                 <w:color w:val="0B1930"/>
                 <w:sz w:val="18"/>
               </w:rPr>
-              <w:t>Базовое SEO</w:t>
+              <w:t>SEO и рекламный лендинг</w:t>
             </w:r>
           </w:p>
           <w:p>
@@ -2916,7 +2916,7 @@
                 <w:color w:val="172033"/>
                 <w:sz w:val="16"/>
               </w:rPr>
-              <w:t>Индексируемые страницы деталей, человекопонятные URL, мета‑данные и карта сайта для запросов по OEM/модели.</w:t>
+              <w:t>Предварительное техническое SEO каталога и универсальный адаптивный лендинг с UTM, оффером и заявкой для рекламы в социальных сетях.</w:t>
             </w:r>
           </w:p>
         </w:tc>
@@ -3306,6 +3306,77 @@
           </w:p>
         </w:tc>
       </w:tr>
+      <w:tr>
+        <w:trPr>
+          <w:cantSplit/>
+        </w:trPr>
+        <w:tc>
+          <w:tcPr>
+            <w:tcW w:type="dxa" w:w="2139"/>
+            <w:shd w:fill="FFFFFF"/>
+            <w:tcMar>
+              <w:top w:w="85" w:type="dxa"/>
+              <w:start w:w="100" w:type="dxa"/>
+              <w:bottom w:w="85" w:type="dxa"/>
+              <w:end w:w="100" w:type="dxa"/>
+            </w:tcMar>
+            <w:tcBorders>
+              <w:top w:val="single" w:sz="5" w:color="D7DEEA"/>
+              <w:left w:val="single" w:sz="5" w:color="D7DEEA"/>
+              <w:bottom w:val="single" w:sz="5" w:color="D7DEEA"/>
+              <w:right w:val="single" w:sz="5" w:color="D7DEEA"/>
+            </w:tcBorders>
+          </w:tcPr>
+          <w:p>
+            <w:pPr>
+              <w:spacing w:after="0"/>
+            </w:pPr>
+            <w:r>
+              <w:rPr>
+                <w:rFonts w:ascii="Arial" w:hAnsi="Arial" w:eastAsia="Arial"/>
+                <w:b w:val="0"/>
+                <w:caps w:val="0"/>
+                <w:color w:val="172033"/>
+                <w:sz w:val="16"/>
+              </w:rPr>
+              <w:t>Рекламный лендинг</w:t>
+            </w:r>
+          </w:p>
+        </w:tc>
+        <w:tc>
+          <w:tcPr>
+            <w:tcW w:type="dxa" w:w="7220"/>
+            <w:shd w:fill="FFFFFF"/>
+            <w:tcMar>
+              <w:top w:w="85" w:type="dxa"/>
+              <w:start w:w="100" w:type="dxa"/>
+              <w:bottom w:w="85" w:type="dxa"/>
+              <w:end w:w="100" w:type="dxa"/>
+            </w:tcMar>
+            <w:tcBorders>
+              <w:top w:val="single" w:sz="5" w:color="D7DEEA"/>
+              <w:left w:val="single" w:sz="5" w:color="D7DEEA"/>
+              <w:bottom w:val="single" w:sz="5" w:color="D7DEEA"/>
+              <w:right w:val="single" w:sz="5" w:color="D7DEEA"/>
+            </w:tcBorders>
+          </w:tcPr>
+          <w:p>
+            <w:pPr>
+              <w:spacing w:after="0"/>
+            </w:pPr>
+            <w:r>
+              <w:rPr>
+                <w:rFonts w:ascii="Arial" w:hAnsi="Arial" w:eastAsia="Arial"/>
+                <w:b w:val="0"/>
+                <w:caps w:val="0"/>
+                <w:color w:val="172033"/>
+                <w:sz w:val="16"/>
+              </w:rPr>
+              <w:t>Универсальная мобильная страница: оффер, преимущества, подбор запчасти, реальные позиции каталога, WhatsApp/звонок/форма и UTM‑метки</w:t>
+            </w:r>
+          </w:p>
+        </w:tc>
+      </w:tr>
     </w:tbl>
     <w:p>
       <w:pPr>
@@ -3495,7 +3566,7 @@
           <w:color w:val="172033"/>
           <w:sz w:val="18"/>
         </w:rPr>
-        <w:t>Построить карту полей: карточка, OEM/кроссы, автомобиль, состояние, цена, фото, склад, история и клиентские связи.</w:t>
+        <w:t>Построить карту полей: карточка, все существующие штрихкоды, OEM/кроссы, автомобиль, состояние, цена, фото, складские адреса, история и клиентские связи.</w:t>
       </w:r>
     </w:p>
     <w:p>
@@ -3552,7 +3623,7 @@
           <w:color w:val="172033"/>
           <w:sz w:val="18"/>
         </w:rPr>
-        <w:t>Перенести основной массив ориентировочно 18–20 тыс. карточек и выполнить сверку количества, фото и статусов.</w:t>
+        <w:t>Перенести основной массив ориентировочно 18–20 тыс. карточек вместе со всеми доступными штрихкодами и выполнить сверку количества, кодов, фото и статусов.</w:t>
       </w:r>
     </w:p>
     <w:p>
@@ -3571,7 +3642,7 @@
           <w:color w:val="172033"/>
           <w:sz w:val="18"/>
         </w:rPr>
-        <w:t>Зафиксировать дату переключения и сохранить исходный экспорт как архив для возможной проверки.</w:t>
+        <w:t>Зафиксировать дату переключения, сохранить таблицу соответствия старый штрихкод → карточка NUK и исходный экспорт как архив для проверки.</w:t>
       </w:r>
     </w:p>
     <w:p>
@@ -4170,7 +4241,7 @@
                 <w:color w:val="172033"/>
                 <w:sz w:val="15"/>
               </w:rPr>
-              <w:t>UTM/источник/кампания в карточке сделки</w:t>
+              <w:t>Универсальный лендинг, UTM/источник/кампания и заявка в CRM</w:t>
             </w:r>
           </w:p>
         </w:tc>
@@ -4203,7 +4274,7 @@
                 <w:color w:val="172033"/>
                 <w:sz w:val="15"/>
               </w:rPr>
-              <w:t>Доступы к рекламным кабинетам</w:t>
+              <w:t>Лендинг входит; рекламные кабинеты и креативы предоставляет NUK</w:t>
             </w:r>
           </w:p>
         </w:tc>
@@ -4647,7 +4718,7 @@
                 <w:color w:val="172033"/>
                 <w:sz w:val="15"/>
               </w:rPr>
-              <w:t>Роли, доноры, каталог, остатки, адресный склад, базовые продажи и тестовый сервер</w:t>
+              <w:t>Роли, доноры, каталог, остатки, адресный склад, модель штрихкодов полок/деталей, базовые продажи и тестовый сервер</w:t>
             </w:r>
           </w:p>
         </w:tc>
@@ -4751,7 +4822,7 @@
                 <w:color w:val="172033"/>
                 <w:sz w:val="15"/>
               </w:rPr>
-              <w:t>Поступления, разбор, заказы, CRM, задачи, инвентаризация, две площадки</w:t>
+              <w:t>Поступления, разбор, заказы, CRM, задачи, инвентаризация, печать и сканирование штрихкодов, две площадки</w:t>
             </w:r>
           </w:p>
         </w:tc>
@@ -4855,7 +4926,7 @@
                 <w:color w:val="172033"/>
                 <w:sz w:val="15"/>
               </w:rPr>
-              <w:t>Каталог сайта, поиск, карточка детали, заявки, базовое SEO, источники</w:t>
+              <w:t>Каталог сайта, универсальный рекламный лендинг, заявки, предварительное SEO, UTM‑источники</w:t>
             </w:r>
           </w:p>
         </w:tc>
@@ -4959,7 +5030,7 @@
                 <w:color w:val="172033"/>
                 <w:sz w:val="15"/>
               </w:rPr>
-              <w:t>Контрольная миграция Bazon, отчёты, партнёры, доработка ролей</w:t>
+              <w:t>Контрольная миграция Bazon со всеми штрихкодами, отчёты, партнёры, доработка ролей</w:t>
             </w:r>
           </w:p>
         </w:tc>
@@ -5155,7 +5226,7 @@
                 <w:color w:val="172033"/>
                 <w:sz w:val="16"/>
               </w:rPr>
-              <w:t>NUK Control и адаптивный каталог для сайта.</w:t>
+              <w:t>Складской портал NUK Control, адаптивный каталог и универсальный рекламный лендинг.</w:t>
             </w:r>
           </w:p>
         </w:tc>
@@ -5253,7 +5324,7 @@
                 <w:color w:val="172033"/>
                 <w:sz w:val="16"/>
               </w:rPr>
-              <w:t>Импорт доступных данных Bazon после контрольной сверки.</w:t>
+              <w:t>Импорт данных Bazon со всеми доступными штрихкодами и протоколом сверки.</w:t>
             </w:r>
           </w:p>
         </w:tc>
@@ -5645,7 +5716,7 @@
                 <w:color w:val="172033"/>
                 <w:sz w:val="17"/>
               </w:rPr>
-              <w:t>NUK Control: склад, доноры, CRM, задачи, аналитика, роли и API</w:t>
+              <w:t>NUK Control: складской портал, доноры, CRM, штрихкодирование, аналитика, роли и API</w:t>
             </w:r>
           </w:p>
         </w:tc>
@@ -5716,7 +5787,7 @@
                 <w:color w:val="172033"/>
                 <w:sz w:val="17"/>
               </w:rPr>
-              <w:t>Клиентский BMW‑каталог, интеграция с сайтом и базовое техническое SEO</w:t>
+              <w:t>Сайт: BMW‑каталог, универсальный рекламный лендинг и предварительное техническое SEO</w:t>
             </w:r>
           </w:p>
         </w:tc>
@@ -6117,7 +6188,7 @@
           <w:color w:val="172033"/>
           <w:sz w:val="18"/>
         </w:rPr>
-        <w:t>рекламный бюджет, ведение рекламы, регулярное SEO‑продвижение и создание контента после запуска;</w:t>
+        <w:t>рекламный бюджет, ведение кампаний, регулярное SEO‑продвижение и создание контента после запуска; универсальный лендинг и предварительное SEO входят;</w:t>
       </w:r>
     </w:p>
     <w:p>
@@ -6132,7 +6203,7 @@
           <w:color w:val="172033"/>
           <w:sz w:val="18"/>
         </w:rPr>
-        <w:t>ручная оцифровка физических остатков силами Pllato и исправление недостоверных исходных данных;</w:t>
+        <w:t>ручная наклейка этикеток на десятки тысяч физических позиций силами Pllato; система штрихкодирования, шаблоны, массовая печать, перенос кодов и контроль входят, полевую маркировку выполняет команда NUK;</w:t>
       </w:r>
     </w:p>
     <w:p>
@@ -6327,7 +6398,7 @@
           <w:color w:val="172033"/>
           <w:sz w:val="18"/>
         </w:rPr>
-        <w:t>Предоставить тестовый экспорт Bazon, доступ к фотоархиву и список текущих справочников.</w:t>
+        <w:t>Предоставить тестовый экспорт Bazon, фотоархив, реестр всех существующих штрихкодов и список справочников.</w:t>
       </w:r>
     </w:p>
     <w:p>
@@ -6346,7 +6417,7 @@
           <w:color w:val="172033"/>
           <w:sz w:val="18"/>
         </w:rPr>
-        <w:t>Подтвердить адресную модель двух площадок и правила резервов, списаний, возвратов и скидок.</w:t>
+        <w:t>Подтвердить адресную модель и правила нумерации/штрихкодирования зон, стеллажей, полок и деталей на двух площадках.</w:t>
       </w:r>
     </w:p>
     <w:p>
@@ -6415,7 +6486,7 @@
           <w:color w:val="172033"/>
           <w:sz w:val="22"/>
         </w:rPr>
-        <w:t>Сотрудник NUK за один рабочий цикл принимает деталь, размещает её на конкретной полке, публикует на сайте, создаёт резерв из обращения и выдаёт заказ. Собственник видит остаток, деньги и результат по каждой площадке без ручной сверки.</w:t>
+        <w:t>Сотрудник NUK сканирует штрихкоды детали и полки, размещает товар, публикует его в каталоге, получает заявку с универсального лендинга и выдаёт заказ. Все существующие штрихкоды сохранены после миграции, а собственник видит остаток и результат без ручной сверки.</w:t>
       </w:r>
     </w:p>
     <w:tbl>
